--- a/doxcument/Tiến trình game.docx
+++ b/doxcument/Tiến trình game.docx
@@ -4,6 +4,7 @@
   <w:body>
     <w:p>
       <w:pPr>
+        <w:ind w:firstLine="720" w:firstLineChars="0"/>
         <w:jc w:val="center"/>
         <w:rPr>
           <w:rFonts w:hint="default"/>
@@ -2407,8 +2408,10 @@
           <w:szCs w:val="28"/>
           <w:lang w:val="en-US"/>
         </w:rPr>
-        <w:t>- con quạ</w:t>
-      </w:r>
+        <w:t>- con sóc</w:t>
+      </w:r>
+      <w:bookmarkStart w:id="0" w:name="_GoBack"/>
+      <w:bookmarkEnd w:id="0"/>
     </w:p>
     <w:p>
       <w:pPr>
@@ -5798,8 +5801,6 @@
         </w:rPr>
         <w:t>Người chơi đứng giữa căn phòng có một cái bàn, 1 bức tranh, một cánh cửa. Trên bàn có một chiếc chìa khóa và một cái cọ vẽ</w:t>
       </w:r>
-      <w:bookmarkStart w:id="0" w:name="_GoBack"/>
-      <w:bookmarkEnd w:id="0"/>
     </w:p>
     <w:p>
       <w:pPr>
@@ -6491,7 +6492,7 @@
     <w:lsdException w:unhideWhenUsed="0" w:uiPriority="0" w:semiHidden="0" w:name="Document Map"/>
     <w:lsdException w:unhideWhenUsed="0" w:uiPriority="0" w:semiHidden="0" w:name="Plain Text"/>
     <w:lsdException w:unhideWhenUsed="0" w:uiPriority="0" w:semiHidden="0" w:name="E-mail Signature"/>
-    <w:lsdException w:unhideWhenUsed="0" w:uiPriority="0" w:semiHidden="0" w:name="Normal (Web)"/>
+    <w:lsdException w:qFormat="1" w:unhideWhenUsed="0" w:uiPriority="0" w:semiHidden="0" w:name="Normal (Web)"/>
     <w:lsdException w:unhideWhenUsed="0" w:uiPriority="0" w:semiHidden="0" w:name="HTML Acronym"/>
     <w:lsdException w:unhideWhenUsed="0" w:uiPriority="0" w:semiHidden="0" w:name="HTML Address"/>
     <w:lsdException w:unhideWhenUsed="0" w:uiPriority="0" w:semiHidden="0" w:name="HTML Cite"/>
@@ -6740,6 +6741,7 @@
   </w:style>
   <w:style w:type="paragraph" w:styleId="7">
     <w:name w:val="Normal (Web)"/>
+    <w:qFormat/>
     <w:uiPriority w:val="0"/>
     <w:pPr>
       <w:spacing w:before="0" w:beforeAutospacing="1" w:after="0" w:afterAutospacing="1"/>
